--- a/forms/nyusha/amuse_part_hashima/08_WEB給与明細同意書.docx
+++ b/forms/nyusha/amuse_part_hashima/08_WEB給与明細同意書.docx
@@ -237,55 +237,6 @@
       <w:pPr>
         <w:rPr>
           <w:rFonts w:ascii="BIZ UDPゴシック" w:eastAsia="BIZ UDPゴシック" w:hAnsi="BIZ UDPゴシック" w:cs="Segoe UI Emoji"/>
-          <w:sz w:val="20"/>
-          <w:szCs w:val="20"/>
-        </w:rPr>
-      </w:pPr>
-    </w:p>
-    <w:p>
-      <w:pPr>
-        <w:rPr>
-          <w:rFonts w:ascii="BIZ UDPゴシック" w:eastAsia="BIZ UDPゴシック" w:hAnsi="BIZ UDPゴシック" w:cs="Segoe UI Emoji" w:hint="eastAsia"/>
-          <w:sz w:val="20"/>
-          <w:szCs w:val="20"/>
-        </w:rPr>
-      </w:pPr>
-    </w:p>
-    <w:p>
-      <w:pPr>
-        <w:ind w:firstLineChars="200" w:firstLine="400"/>
-        <w:rPr>
-          <w:rFonts w:ascii="BIZ UDPゴシック" w:eastAsia="BIZ UDPゴシック" w:hAnsi="BIZ UDPゴシック" w:cs="Segoe UI Emoji"/>
-        </w:rPr>
-      </w:pPr>
-      <w:r>
-        <w:rPr>
-          <w:rFonts w:ascii="BIZ UDPゴシック" w:eastAsia="BIZ UDPゴシック" w:hAnsi="BIZ UDPゴシック" w:cs="Segoe UI Emoji" w:hint="eastAsia"/>
-          <w:sz w:val="20"/>
-          <w:szCs w:val="20"/>
-        </w:rPr>
-        <w:t xml:space="preserve">　　　　</w:t>
-      </w:r>
-      <w:r>
-        <w:rPr>
-          <w:rFonts w:ascii="BIZ UDPゴシック" w:eastAsia="BIZ UDPゴシック" w:hAnsi="BIZ UDPゴシック" w:cs="Segoe UI Emoji" w:hint="eastAsia"/>
-          <w:sz w:val="20"/>
-          <w:szCs w:val="20"/>
-        </w:rPr>
-        <w:t xml:space="preserve">　　　　　　　　　　　</w:t>
-      </w:r>
-    </w:p>
-    <w:p>
-      <w:pPr>
-        <w:rPr>
-          <w:rFonts w:ascii="BIZ UDPゴシック" w:eastAsia="BIZ UDPゴシック" w:hAnsi="BIZ UDPゴシック" w:cs="Segoe UI Emoji"/>
-        </w:rPr>
-      </w:pPr>
-    </w:p>
-    <w:p>
-      <w:pPr>
-        <w:rPr>
-          <w:rFonts w:ascii="BIZ UDPゴシック" w:eastAsia="BIZ UDPゴシック" w:hAnsi="BIZ UDPゴシック" w:cs="Segoe UI Emoji"/>
         </w:rPr>
       </w:pPr>
       <w:r>
@@ -360,27 +311,6 @@
         </w:rPr>
         <w:t>源泉徴収票</w:t>
       </w:r>
-    </w:p>
-    <w:p>
-      <w:pPr>
-        <w:rPr>
-          <w:rFonts w:ascii="BIZ UDPゴシック" w:eastAsia="BIZ UDPゴシック" w:hAnsi="BIZ UDPゴシック" w:cs="Segoe UI Emoji"/>
-        </w:rPr>
-      </w:pPr>
-    </w:p>
-    <w:p>
-      <w:pPr>
-        <w:rPr>
-          <w:rFonts w:ascii="BIZ UDPゴシック" w:eastAsia="BIZ UDPゴシック" w:hAnsi="BIZ UDPゴシック" w:cs="Segoe UI Emoji"/>
-        </w:rPr>
-      </w:pPr>
-    </w:p>
-    <w:p>
-      <w:pPr>
-        <w:rPr>
-          <w:rFonts w:ascii="BIZ UDPゴシック" w:eastAsia="BIZ UDPゴシック" w:hAnsi="BIZ UDPゴシック" w:cs="Segoe UI Emoji"/>
-        </w:rPr>
-      </w:pPr>
     </w:p>
     <w:p>
       <w:pPr>
@@ -679,7 +609,7 @@
     </w:p>
     <w:sectPr>
       <w:pgSz w:w="11906" w:h="16838"/>
-      <w:pgMar w:top="1440" w:right="1418" w:bottom="1440" w:left="1418" w:header="851" w:footer="992" w:gutter="0"/>
+      <w:pgMar w:top="680" w:right="907" w:bottom="567" w:left="907" w:header="851" w:footer="992" w:gutter="0"/>
       <w:cols w:space="425"/>
       <w:docGrid w:type="lines" w:linePitch="360"/>
     </w:sectPr>
